--- a/documentation/Product_Inventory_System_Documentation.docx
+++ b/documentation/Product_Inventory_System_Documentation.docx
@@ -22,7 +22,7 @@
         <w:rPr>
           <w:b/>
         </w:rPr>
-        <w:t>IM101 CRUD Operations Project</w:t>
+        <w:t>IM102 CRUD Operations Project</w:t>
       </w:r>
     </w:p>
     <w:p>
